--- a/documents/UserFlow_UserStories.docx
+++ b/documents/UserFlow_UserStories.docx
@@ -1864,6 +1864,149 @@
       </w:pPr>
       <w:r>
         <w:t xml:space="preserve">Fact đã bị tôi sửa tay (is_manually_edited = true) sẽ không bị crawler ghi đè ở lần chạy sau.</w:t>
+      </w:r>
+    </w:p>
+    <w:p>
+      <w:pPr>
+        <w:pStyle w:val="Heading1"/>
+        <w:spacing w:after="160" w:before="360"/>
+      </w:pPr>
+      <w:r>
+        <w:t xml:space="preserve">4. Cập nhật</w:t>
+      </w:r>
+    </w:p>
+    <w:p>
+      <w:pPr>
+        <w:spacing w:after="120"/>
+      </w:pPr>
+      <w:r>
+        <w:rPr>
+          <w:i/>
+          <w:iCs/>
+        </w:rPr>
+        <w:t xml:space="preserve">Phần này chỉ bổ sung. Toàn bộ nội dung phía trên được giữ nguyên để truy vết; khi có khác biệt, mục cập nhật có ngày mới hơn là quyết định hiện hành.</w:t>
+      </w:r>
+    </w:p>
+    <w:p>
+      <w:pPr>
+        <w:pStyle w:val="Heading2"/>
+        <w:spacing w:after="100" w:before="260"/>
+      </w:pPr>
+      <w:r>
+        <w:t xml:space="preserve">v0.2 – 2026-09-23 (Slice 5, Phương án A)</w:t>
+      </w:r>
+    </w:p>
+    <w:p>
+      <w:pPr>
+        <w:pStyle w:val="ListParagraph"/>
+        <w:numPr>
+          <w:ilvl w:val="0"/>
+          <w:numId w:val="2"/>
+        </w:numPr>
+        <w:spacing w:after="60"/>
+      </w:pPr>
+      <w:r>
+        <w:t xml:space="preserve">Luồng 2.2: card chương trình trong danh sách hiển thị bậc học, trường, quốc gia, ngành, ngôn ngữ. Học phí và deadline là Fact có bằng chứng riêng, hiển thị ở trang chi tiết chương trình; nếu chưa có fact đã duyệt, trang ghi rõ là chưa có dữ liệu thay vì ước lượng.</w:t>
+      </w:r>
+    </w:p>
+    <w:p>
+      <w:pPr>
+        <w:pStyle w:val="ListParagraph"/>
+        <w:numPr>
+          <w:ilvl w:val="0"/>
+          <w:numId w:val="2"/>
+        </w:numPr>
+        <w:spacing w:after="60"/>
+      </w:pPr>
+      <w:r>
+        <w:t xml:space="preserve">Luồng 2.2: bộ lọc hiện có gồm quốc gia, bậc học, ngành, trường. Bộ lọc loại tài trợ tạm hoãn vì chưa có mô hình dữ liệu tài trợ/học bổng.</w:t>
+      </w:r>
+    </w:p>
+    <w:p>
+      <w:pPr>
+        <w:pStyle w:val="ListParagraph"/>
+        <w:numPr>
+          <w:ilvl w:val="0"/>
+          <w:numId w:val="2"/>
+        </w:numPr>
+        <w:spacing w:after="60"/>
+      </w:pPr>
+      <w:r>
+        <w:t xml:space="preserve">US-ED-03: loại deadline (fixed / rolling / year-round) được hiển thị trên từng fact deadline. Deadline rolling/year-round không có ngày cụ thể.</w:t>
+      </w:r>
+    </w:p>
+    <w:p>
+      <w:pPr>
+        <w:pStyle w:val="ListParagraph"/>
+        <w:numPr>
+          <w:ilvl w:val="0"/>
+          <w:numId w:val="2"/>
+        </w:numPr>
+        <w:spacing w:after="60"/>
+      </w:pPr>
+      <w:r>
+        <w:t xml:space="preserve">Luồng 2.7 [Admin]: thêm bước đề xuất và duyệt trường/chương trình tại /education/workspace; mỗi mục cần 1 tài liệu nguồn và trích đoạn chứng minh tồn tại. Chỉ đánh dấu mâu thuẫn giữa hai fact đã được duyệt.</w:t>
+      </w:r>
+    </w:p>
+    <w:p>
+      <w:pPr>
+        <w:pStyle w:val="Heading2"/>
+        <w:spacing w:after="100" w:before="260"/>
+      </w:pPr>
+      <w:r>
+        <w:t xml:space="preserve">v0.3 – 2026-09-23 (Slice 6a – Immigration)</w:t>
+      </w:r>
+    </w:p>
+    <w:p>
+      <w:pPr>
+        <w:pStyle w:val="ListParagraph"/>
+        <w:numPr>
+          <w:ilvl w:val="0"/>
+          <w:numId w:val="2"/>
+        </w:numPr>
+        <w:spacing w:after="60"/>
+      </w:pPr>
+      <w:r>
+        <w:t xml:space="preserve">Luồng 2.3: trang Immigration luôn hiển thị disclaimer và link tới cơ quan di trú T1. Danh sách chỉ gồm quy định đã được duyệt và có nguồn T1 đã xác minh; nếu chưa có, trang ghi rõ và hướng người dùng tới trang chính thức.</w:t>
+      </w:r>
+    </w:p>
+    <w:p>
+      <w:pPr>
+        <w:pStyle w:val="ListParagraph"/>
+        <w:numPr>
+          <w:ilvl w:val="0"/>
+          <w:numId w:val="2"/>
+        </w:numPr>
+        <w:spacing w:after="60"/>
+      </w:pPr>
+      <w:r>
+        <w:t xml:space="preserve">Luồng 2.3: trang chi tiết hiển thị ngày thu thập, ngày duyệt bằng chứng và ngày xác minh nguồn gần nhất. Điều kiện cụ thể là các Fact có bằng chứng; điều kiện từ nguồn không phải T1 được gắn nhãn cảnh báo.</w:t>
+      </w:r>
+    </w:p>
+    <w:p>
+      <w:pPr>
+        <w:pStyle w:val="ListParagraph"/>
+        <w:numPr>
+          <w:ilvl w:val="0"/>
+          <w:numId w:val="2"/>
+        </w:numPr>
+        <w:spacing w:after="60"/>
+      </w:pPr>
+      <w:r>
+        <w:t xml:space="preserve">US-IM-01: khi có điều kiện ở trạng thái mâu thuẫn, trang hiển thị banner "Thông tin đang có mâu thuẫn giữa các nguồn" và giữ cả hai bên, không tự chọn.</w:t>
+      </w:r>
+    </w:p>
+    <w:p>
+      <w:pPr>
+        <w:pStyle w:val="ListParagraph"/>
+        <w:numPr>
+          <w:ilvl w:val="0"/>
+          <w:numId w:val="2"/>
+        </w:numPr>
+        <w:spacing w:after="60"/>
+      </w:pPr>
+      <w:r>
+        <w:t xml:space="preserve">Luồng 2.7 [Admin]: thêm bước đề xuất và duyệt quy định tại /immigration/workspace; tài liệu chứng minh phải thuộc nguồn T1 cùng quốc gia.</w:t>
       </w:r>
     </w:p>
     <w:sectPr>

--- a/documents/UserFlow_UserStories.docx
+++ b/documents/UserFlow_UserStories.docx
@@ -2007,6 +2007,102 @@
       </w:pPr>
       <w:r>
         <w:t xml:space="preserve">Luồng 2.7 [Admin]: thêm bước đề xuất và duyệt quy định tại /immigration/workspace; tài liệu chứng minh phải thuộc nguồn T1 cùng quốc gia.</w:t>
+      </w:r>
+    </w:p>
+    <w:p>
+      <w:pPr>
+        <w:pStyle w:val="Heading2"/>
+        <w:spacing w:after="100" w:before="260"/>
+      </w:pPr>
+      <w:r>
+        <w:t xml:space="preserve">v0.4 – 2026-09-25 (Slice 6b – Labour Market)</w:t>
+      </w:r>
+    </w:p>
+    <w:p>
+      <w:pPr>
+        <w:pStyle w:val="ListParagraph"/>
+        <w:numPr>
+          <w:ilvl w:val="0"/>
+          <w:numId w:val="2"/>
+        </w:numPr>
+        <w:spacing w:after="60"/>
+      </w:pPr>
+      <w:r>
+        <w:t xml:space="preserve">US-LM-01: người dùng mở /occupations, chọn một nghề, rồi lọc số liệu theo quốc gia. Mỗi số liệu hiển thị kỳ số liệu, quốc gia, nguồn, tier và trích đoạn; nếu chưa có số liệu đã duyệt với nguồn đã xác minh, trang ghi rõ thay vì ước lượng.</w:t>
+      </w:r>
+    </w:p>
+    <w:p>
+      <w:pPr>
+        <w:pStyle w:val="ListParagraph"/>
+        <w:numPr>
+          <w:ilvl w:val="0"/>
+          <w:numId w:val="2"/>
+        </w:numPr>
+        <w:spacing w:after="60"/>
+      </w:pPr>
+      <w:r>
+        <w:t xml:space="preserve">Số liệu từ nguồn không phải cơ quan thống kê/EURES (T1/T2) được gắn nhãn "Không phải số liệu thống kê chính thức"; khi có mâu thuẫn, trang hiển thị cảnh báo và giữ cả hai bên.</w:t>
+      </w:r>
+    </w:p>
+    <w:p>
+      <w:pPr>
+        <w:pStyle w:val="ListParagraph"/>
+        <w:numPr>
+          <w:ilvl w:val="0"/>
+          <w:numId w:val="2"/>
+        </w:numPr>
+        <w:spacing w:after="60"/>
+      </w:pPr>
+      <w:r>
+        <w:t xml:space="preserve">Luồng 2.7 [Admin]: thêm bước đề xuất và duyệt nghề tại /labour/workspace; số liệu nhập ở Thông tin &amp; bằng chứng, kèm quốc gia và kỳ số liệu.</w:t>
+      </w:r>
+    </w:p>
+    <w:p>
+      <w:pPr>
+        <w:pStyle w:val="Heading2"/>
+        <w:spacing w:after="100" w:before="260"/>
+      </w:pPr>
+      <w:r>
+        <w:t xml:space="preserve">v0.5 – 2026-09-26 (Slice 7)</w:t>
+      </w:r>
+    </w:p>
+    <w:p>
+      <w:pPr>
+        <w:pStyle w:val="ListParagraph"/>
+        <w:numPr>
+          <w:ilvl w:val="0"/>
+          <w:numId w:val="2"/>
+        </w:numPr>
+        <w:spacing w:after="60"/>
+      </w:pPr>
+      <w:r>
+        <w:t xml:space="preserve">US-SE-01: người dùng tìm tại /search (hoặc nút tìm kiếm trên header); kết quả chia nhóm theo loại, không cần gõ dấu; chỉ hiện dữ liệu đã duyệt và công khai.</w:t>
+      </w:r>
+    </w:p>
+    <w:p>
+      <w:pPr>
+        <w:pStyle w:val="ListParagraph"/>
+        <w:numPr>
+          <w:ilvl w:val="0"/>
+          <w:numId w:val="2"/>
+        </w:numPr>
+        <w:spacing w:after="60"/>
+      </w:pPr>
+      <w:r>
+        <w:t xml:space="preserve">Luồng 2.4 / US-CC-01: người dùng chọn 2–5 quốc gia tại /compare; bảng có hàng là chỉ số và cột là quốc gia; mỗi ô liệt kê mọi giá trị kèm nguồn, tier, kỳ số liệu, ngày thu thập và link nguồn; ô trống ghi rõ "Chưa có dữ liệu"; không hiển thị điểm tổng hợp.</w:t>
+      </w:r>
+    </w:p>
+    <w:p>
+      <w:pPr>
+        <w:pStyle w:val="ListParagraph"/>
+        <w:numPr>
+          <w:ilvl w:val="0"/>
+          <w:numId w:val="2"/>
+        </w:numPr>
+        <w:spacing w:after="60"/>
+      </w:pPr>
+      <w:r>
+        <w:t xml:space="preserve">Luồng 2.7 [Admin]: quản trị viên định nghĩa chỉ số so sánh tại /admin/metrics, sau đó gắn fact vào chỉ số khi nhập ở Thông tin &amp; bằng chứng.</w:t>
       </w:r>
     </w:p>
     <w:sectPr>

--- a/documents/UserFlow_UserStories.docx
+++ b/documents/UserFlow_UserStories.docx
@@ -2103,6 +2103,141 @@
       </w:pPr>
       <w:r>
         <w:t xml:space="preserve">Luồng 2.7 [Admin]: quản trị viên định nghĩa chỉ số so sánh tại /admin/metrics, sau đó gắn fact vào chỉ số khi nhập ở Thông tin &amp; bằng chứng.</w:t>
+      </w:r>
+    </w:p>
+    <w:p>
+      <w:pPr>
+        <w:pStyle w:val="Heading2"/>
+        <w:spacing w:after="100" w:before="260"/>
+      </w:pPr>
+      <w:r>
+        <w:t xml:space="preserve">v0.6 – 2026-09-27 (Slice 8 – Research Workspace)</w:t>
+      </w:r>
+    </w:p>
+    <w:p>
+      <w:pPr>
+        <w:pStyle w:val="ListParagraph"/>
+        <w:numPr>
+          <w:ilvl w:val="0"/>
+          <w:numId w:val="2"/>
+        </w:numPr>
+        <w:spacing w:after="60"/>
+      </w:pPr>
+      <w:r>
+        <w:t xml:space="preserve">Luồng 2.5: người dùng đã đăng nhập bấm ☆ Lưu trên trang chi tiết; khách thấy "Đăng nhập để lưu". Mục đã lưu được xem ở /workspace theo loại và có thể gắn vào một project.</w:t>
+      </w:r>
+    </w:p>
+    <w:p>
+      <w:pPr>
+        <w:pStyle w:val="ListParagraph"/>
+        <w:numPr>
+          <w:ilvl w:val="0"/>
+          <w:numId w:val="2"/>
+        </w:numPr>
+        <w:spacing w:after="60"/>
+      </w:pPr>
+      <w:r>
+        <w:t xml:space="preserve">US-RW-01: project có tên, mô tả, năm mục tiêu, vai trò mục tiêu, quốc gia mục tiêu và trạng thái (đang làm / lưu trữ); chỉ chủ sở hữu xem được.</w:t>
+      </w:r>
+    </w:p>
+    <w:p>
+      <w:pPr>
+        <w:pStyle w:val="ListParagraph"/>
+        <w:numPr>
+          <w:ilvl w:val="0"/>
+          <w:numId w:val="2"/>
+        </w:numPr>
+        <w:spacing w:after="60"/>
+      </w:pPr>
+      <w:r>
+        <w:t xml:space="preserve">US-RW-03: ghi chú gắn với project và/hoặc một mục cụ thể, luôn hiển thị nhãn "Ghi chú của bạn" để không nhầm với thông tin có bằng chứng.</w:t>
+      </w:r>
+    </w:p>
+    <w:p>
+      <w:pPr>
+        <w:pStyle w:val="ListParagraph"/>
+        <w:numPr>
+          <w:ilvl w:val="0"/>
+          <w:numId w:val="2"/>
+        </w:numPr>
+        <w:spacing w:after="60"/>
+      </w:pPr>
+      <w:r>
+        <w:t xml:space="preserve">US-MP-01: My Europe Plan tại /workspace/plan; phần gợi ý chỉ là lối tắt lọc sẵn và được ghi rõ không phải khuyến nghị.</w:t>
+      </w:r>
+    </w:p>
+    <w:p>
+      <w:pPr>
+        <w:pStyle w:val="Heading2"/>
+        <w:spacing w:after="100" w:before="260"/>
+      </w:pPr>
+      <w:r>
+        <w:t xml:space="preserve">v0.7 – 2026-09-25 (Slice 9 – Crawler)</w:t>
+      </w:r>
+    </w:p>
+    <w:p>
+      <w:pPr>
+        <w:pStyle w:val="ListParagraph"/>
+        <w:numPr>
+          <w:ilvl w:val="0"/>
+          <w:numId w:val="2"/>
+        </w:numPr>
+        <w:spacing w:after="60"/>
+      </w:pPr>
+      <w:r>
+        <w:t xml:space="preserve">Luồng Admin (bổ sung): Source Registry → bật crawl cho nguồn đã verified và approved → /admin/crawler → đăng ký URL (trang hoặc sitemap) → chờ lần chạy hằng tuần hoặc chạy tay trên GitHub Actions → xem kết quả từng URL.</w:t>
+      </w:r>
+    </w:p>
+    <w:p>
+      <w:pPr>
+        <w:pStyle w:val="ListParagraph"/>
+        <w:numPr>
+          <w:ilvl w:val="0"/>
+          <w:numId w:val="2"/>
+        </w:numPr>
+        <w:spacing w:after="60"/>
+      </w:pPr>
+      <w:r>
+        <w:t xml:space="preserve">US-AD-01 (bổ sung): ngoài crawl_enabled, crawler chỉ lấy các URL được đăng ký cho nguồn; trang /admin/crawler ghi rõ lý do nếu nguồn chưa được crawl.</w:t>
+      </w:r>
+    </w:p>
+    <w:p>
+      <w:pPr>
+        <w:pStyle w:val="ListParagraph"/>
+        <w:numPr>
+          <w:ilvl w:val="0"/>
+          <w:numId w:val="2"/>
+        </w:numPr>
+        <w:spacing w:after="60"/>
+      </w:pPr>
+      <w:r>
+        <w:t xml:space="preserve">US-AD-02 (một phần): /admin/crawler hiển thị lần lấy gần nhất và kết quả của từng URL cùng 10 lần chạy gần nhất; chưa có cảnh báo tự động khi nguồn "im lặng".</w:t>
+      </w:r>
+    </w:p>
+    <w:p>
+      <w:pPr>
+        <w:pStyle w:val="ListParagraph"/>
+        <w:numPr>
+          <w:ilvl w:val="0"/>
+          <w:numId w:val="2"/>
+        </w:numPr>
+        <w:spacing w:after="60"/>
+      </w:pPr>
+      <w:r>
+        <w:t xml:space="preserve">Luồng Biên tập viên (mới): tab "Nguồn đã đổi" trong Thông tin &amp; bằng chứng → mở phiên bản mới → đối chiếu → chọn "Vẫn khớp" hoặc "Không còn đúng" kèm ghi chú.</w:t>
+      </w:r>
+    </w:p>
+    <w:p>
+      <w:pPr>
+        <w:pStyle w:val="ListParagraph"/>
+        <w:numPr>
+          <w:ilvl w:val="0"/>
+          <w:numId w:val="2"/>
+        </w:numPr>
+        <w:spacing w:after="60"/>
+      </w:pPr>
+      <w:r>
+        <w:t xml:space="preserve">Người xem công khai: thông tin có trang nguồn vừa đổi vẫn hiển thị nhưng kèm cảnh báo "Trang nguồn đã thay đổi… có thể đã cũ" và liên kết tới phiên bản mới.</w:t>
       </w:r>
     </w:p>
     <w:sectPr>

--- a/documents/UserFlow_UserStories.docx
+++ b/documents/UserFlow_UserStories.docx
@@ -2238,6 +2238,67 @@
       </w:pPr>
       <w:r>
         <w:t xml:space="preserve">Người xem công khai: thông tin có trang nguồn vừa đổi vẫn hiển thị nhưng kèm cảnh báo "Trang nguồn đã thay đổi… có thể đã cũ" và liên kết tới phiên bản mới.</w:t>
+      </w:r>
+    </w:p>
+    <w:p>
+      <w:pPr>
+        <w:pStyle w:val="Heading2"/>
+        <w:spacing w:after="100" w:before="260"/>
+      </w:pPr>
+      <w:r>
+        <w:t xml:space="preserve">v0.8 – 2026-09-28 (Slice 10a – AI trích xuất)</w:t>
+      </w:r>
+    </w:p>
+    <w:p>
+      <w:pPr>
+        <w:pStyle w:val="ListParagraph"/>
+        <w:numPr>
+          <w:ilvl w:val="0"/>
+          <w:numId w:val="2"/>
+        </w:numPr>
+        <w:spacing w:after="60"/>
+      </w:pPr>
+      <w:r>
+        <w:t xml:space="preserve">Luồng Biên tập viên (mới): mở tài liệu do crawler lấy → "Yêu cầu trích xuất bằng AI" → chờ lần chạy (hằng ngày hoặc chạy tay) → vào Thông tin &amp; bằng chứng, tab Chờ duyệt → đề xuất có badge "Đề xuất bởi AI" → duyệt hoặc từ chối như đề xuất thường.</w:t>
+      </w:r>
+    </w:p>
+    <w:p>
+      <w:pPr>
+        <w:pStyle w:val="ListParagraph"/>
+        <w:numPr>
+          <w:ilvl w:val="0"/>
+          <w:numId w:val="2"/>
+        </w:numPr>
+        <w:spacing w:after="60"/>
+      </w:pPr>
+      <w:r>
+        <w:t xml:space="preserve">US-FR-01 (đã làm): Admin/biên tập viên xem các đề xuất AI đang chờ trong hàng chờ duyệt, và xem lý do từng ứng viên bị loại tại /admin/extraction.</w:t>
+      </w:r>
+    </w:p>
+    <w:p>
+      <w:pPr>
+        <w:pStyle w:val="ListParagraph"/>
+        <w:numPr>
+          <w:ilvl w:val="0"/>
+          <w:numId w:val="2"/>
+        </w:numPr>
+        <w:spacing w:after="60"/>
+      </w:pPr>
+      <w:r>
+        <w:t xml:space="preserve">Luồng Admin (mới): /admin/extraction → chọn tài khoản AI (phải có facts.propose, không có facts.review) → theo dõi các lần chạy và số token.</w:t>
+      </w:r>
+    </w:p>
+    <w:p>
+      <w:pPr>
+        <w:pStyle w:val="ListParagraph"/>
+        <w:numPr>
+          <w:ilvl w:val="0"/>
+          <w:numId w:val="2"/>
+        </w:numPr>
+        <w:spacing w:after="60"/>
+      </w:pPr>
+      <w:r>
+        <w:t xml:space="preserve">Người xem công khai: thông tin do AI trích và đã được duyệt hiển thị nhãn "Trích bởi AI, đã qua người duyệt".</w:t>
       </w:r>
     </w:p>
     <w:sectPr>
